--- a/companies/calderwood-partners/Engagements/Scott, Smith and Edwards/2011.02.19 - Kickoff Memo - Digital Operating Model.docx
+++ b/companies/calderwood-partners/Engagements/Scott, Smith and Edwards/2011.02.19 - Kickoff Memo - Digital Operating Model.docx
@@ -4,101 +4,46 @@
   <w:body>
     <w:p>
       <w:r>
-        <w:t>To: Jason Torres and the Scott, Smith and Edwards engagement team</w:t>
+        <w:t>To: Jason Torres</w:t>
         <w:br/>
         <w:t>From: Deborah Allen</w:t>
         <w:br/>
-        <w:t>Re: Digital operating model for Scott, Smith and Edwards — how we are setting up the work</w:t>
+        <w:t>Re: Getting the Scott, Smith and Edwards engagement under way</w:t>
       </w:r>
     </w:p>
     <w:p>
       <w:r>
-        <w:t>We started on February 16, 2011, so this note sets down what we are answering and how the first weeks divide. The client's problem is a specific one. The web channel now carries a real share of the orders at Scott, Smith and Edwards, but the organization behind it was built when the channel was a side experiment, and the seams show: orders are taken in one place and filled in another, customer questions land on a team that cannot see the order, and no single manager owns the channel from end to end. Our job is to describe that plainly, design the operating model the channel now needs, and lay out how to get there. Melissa Johnson, the General Manager, is our sponsor on the client side and the person who will carry the recommendation to her leadership.</w:t>
-      </w:r>
-    </w:p>
-    <w:p>
-      <w:pPr>
-        <w:pStyle w:val="Heading2"/>
-      </w:pPr>
-      <w:r>
-        <w:t>How the work divides</w:t>
-      </w:r>
-    </w:p>
-    <w:p>
-      <w:pPr>
-        <w:pStyle w:val="ListBullet"/>
-      </w:pPr>
-      <w:r>
-        <w:t>Current-state map. I own this. We trace one order from the moment a customer places it online to the moment it ships, and we mark every hand-off, every system it passes through, and every point where someone keys the same information a second time.</w:t>
-      </w:r>
-    </w:p>
-    <w:p>
-      <w:pPr>
-        <w:pStyle w:val="ListBullet"/>
-      </w:pPr>
-      <w:r>
-        <w:t>The cost of running it today. I build a plain view of what the channel costs to operate across the functions that touch it, so that later, when we propose to move work or ownership, the saving or the cost is a number the client already recognizes.</w:t>
-      </w:r>
-    </w:p>
-    <w:p>
-      <w:pPr>
-        <w:pStyle w:val="ListBullet"/>
-      </w:pPr>
-      <w:r>
-        <w:t>Ownership and decisions. We map who decides what across marketing, operations, and the technology group: who sets the online assortment, who owns the delivery promise, who answers for the channel's result at the end of the month. This is where I expect the real problem to sit.</w:t>
-      </w:r>
-    </w:p>
-    <w:p>
-      <w:pPr>
-        <w:pStyle w:val="ListBullet"/>
-      </w:pPr>
-      <w:r>
-        <w:t>Systems and data. Jason Torres and I inventory the systems that hold order and customer data and how they pass it between one another. We are documenting what exists, not recommending a replacement; software selection is outside our scope and stays there.</w:t>
-      </w:r>
-    </w:p>
-    <w:p>
-      <w:pPr>
-        <w:pStyle w:val="Heading2"/>
-      </w:pPr>
-      <w:r>
-        <w:t>The first two weeks</w:t>
-      </w:r>
-    </w:p>
-    <w:p>
-      <w:pPr>
-        <w:pStyle w:val="ListBullet"/>
-      </w:pPr>
-      <w:r>
-        <w:t>I send the client a single, itemized data request this week: the channel organization chart, the last year of order and cost figures for the online business, and a short list of the systems involved. One request, not a trickle of them.</w:t>
-      </w:r>
-    </w:p>
-    <w:p>
-      <w:pPr>
-        <w:pStyle w:val="ListBullet"/>
-      </w:pPr>
-      <w:r>
-        <w:t>We agree the interview list before we ask for a single calendar slot, so we are not renegotiating access once we are on site. I will bring a draft to our first team meeting.</w:t>
-      </w:r>
-    </w:p>
-    <w:p>
-      <w:pPr>
-        <w:pStyle w:val="ListBullet"/>
-      </w:pPr>
-      <w:r>
-        <w:t>Jason Torres confirms the on-site dates with Melissa Johnson's office and holds a half day of slack for the interviews that always move.</w:t>
-      </w:r>
-    </w:p>
-    <w:p>
-      <w:pPr>
-        <w:pStyle w:val="ListBullet"/>
-      </w:pPr>
-      <w:r>
-        <w:t>Nothing about a target structure goes to anyone at the client until the current-state map reconciles. An early picture is wrong often enough that showing a wrong one is hard to take back.</w:t>
+        <w:t>The engagement for Scott, Smith and Edwards opens on February 16, 2011. This memo sets down how we start, so we begin in step. Our aim in the first weeks is narrow. We build a clean picture of how the business runs today. We form no view yet about how it should change. Nothing in this phase is a recommendation. It is the base the later work stands on, and it has to be solid.</w:t>
       </w:r>
     </w:p>
     <w:p>
       <w:r>
-        <w:t>My own read, before we have gathered a thing, is that this will prove to be a question of ownership more than of systems. The technology is stitched together, but companies live with stitched-together systems; what they cannot live with is no one being able to say who owns the channel's number at the end of the month. I would like us to test that early, because if it holds it shapes everything we design. If it does not, we will know that early and can design for what we actually find.</w:t>
+        <w:t>The first stream is the present-state read, and it goes first because the others lean on it. I will document how the work is organised today across the main customer-facing lines. That means the roles, the hand-offs between them, and the processes that carry a customer from first contact through to fulfilment. I will work from the client's own process notes and a short round of interviews. Where the logic is consistent, I will say so. Where it is not, I will flag it and keep the note close to the evidence, rather than smooth it into something tidier than it is.</w:t>
+      </w:r>
+    </w:p>
+    <w:p>
+      <w:r>
+        <w:t>The second stream is the digital view. I will map where the online channels change what the work actually requires, and where they only add a step without taking one away. The third stream is the economics. I will pull the cost-to-serve for each line, so we can see what the present model costs before we weigh any change to it. Both of these depend on the present-state read, so they follow it by a week or so. Starting them before that read is firm would only mean doing them twice.</w:t>
+      </w:r>
+    </w:p>
+    <w:p>
+      <w:r>
+        <w:t>Our sponsor on the client side is Melissa Johnson, the General Manager. I will route our requests for data and access through her, so the client hears one voice from us and not three. She has asked that anything we need in the first month reach her as a single consolidated note. That is sensible, and it is easy to honour if we plan the requests once rather than send them as they occur to us. I will hold the master list and keep it current as material arrives.</w:t>
+      </w:r>
+    </w:p>
+    <w:p>
+      <w:r>
+        <w:t>The mark of a finished first phase is simple. We should be able to set the present-state model on one page, name the two or three places where the current design costs us, and point to the evidence behind each. If we cannot do that cleanly, the phase is not done, whatever the calendar says, and it is worth the extra few days to get it right.</w:t>
+      </w:r>
+    </w:p>
+    <w:p>
+      <w:r>
+        <w:t>On cadence, you and I should keep a short standing check-in each week. Fifteen minutes, on what is blocked and nothing else. You own the client relationship, so anything that needs Melissa Johnson to decide, I will bring to you before it goes to her. I will keep the shared engagement file current so neither of us is working from a private copy.</w:t>
+      </w:r>
+    </w:p>
+    <w:p>
+      <w:r>
+        <w:t>One thing to close on. I will have the consolidated data request drafted by Friday, and I will send it to Melissa Johnson once you have added any client contacts you want on it. That gets the data moving in the first week, which is the week we can least afford to lose.</w:t>
       </w:r>
     </w:p>
     <w:sectPr>
